--- a/28_The_Jamaican_Maroons_Facilitator_Guide.docx
+++ b/28_The_Jamaican_Maroons_Facilitator_Guide.docx
@@ -4,7 +4,7 @@
   <w:body>
     <w:p>
       <w:pPr>
-        <w:spacing w:before="0" w:after="40"/>
+        <w:spacing w:before="0" w:after="24"/>
       </w:pPr>
       <w:r>
         <w:rPr>
@@ -19,7 +19,7 @@
     </w:p>
     <w:p>
       <w:pPr>
-        <w:spacing w:before="0" w:after="40"/>
+        <w:spacing w:before="0" w:after="24"/>
       </w:pPr>
       <w:r>
         <w:rPr>
@@ -34,7 +34,7 @@
     </w:p>
     <w:p>
       <w:pPr>
-        <w:spacing w:before="0" w:after="120"/>
+        <w:spacing w:before="0" w:after="72"/>
       </w:pPr>
       <w:r>
         <w:rPr>
@@ -133,7 +133,7 @@
     </w:tbl>
     <w:p>
       <w:pPr>
-        <w:spacing w:before="100" w:after="160"/>
+        <w:spacing w:before="60" w:after="96"/>
       </w:pPr>
       <w:r>
         <w:rPr>
@@ -156,7 +156,7 @@
           <w:right w:val="single" w:sz="4" w:space="6" w:color="CE1126"/>
         </w:pBdr>
         <w:shd w:val="clear" w:color="auto" w:fill="CE1126"/>
-        <w:spacing w:before="200" w:after="120"/>
+        <w:spacing w:before="120" w:after="72"/>
         <w:ind w:left="68" w:right="68"/>
       </w:pPr>
       <w:r>
@@ -562,7 +562,7 @@
           <w:right w:val="single" w:sz="4" w:space="6" w:color="E8A800"/>
         </w:pBdr>
         <w:shd w:val="clear" w:color="auto" w:fill="E8A800"/>
-        <w:spacing w:before="200" w:after="120"/>
+        <w:spacing w:before="120" w:after="72"/>
         <w:ind w:left="68" w:right="68"/>
       </w:pPr>
       <w:r>
@@ -578,7 +578,7 @@
     </w:p>
     <w:p>
       <w:pPr>
-        <w:spacing w:before="0" w:after="120"/>
+        <w:spacing w:before="0" w:after="72"/>
       </w:pPr>
       <w:r>
         <w:rPr>
@@ -593,7 +593,7 @@
     </w:p>
     <w:p>
       <w:pPr>
-        <w:spacing w:before="0" w:after="120"/>
+        <w:spacing w:before="0" w:after="72"/>
       </w:pPr>
       <w:r>
         <w:rPr>
@@ -616,7 +616,7 @@
           <w:right w:val="single" w:sz="4" w:space="6" w:color="007A3D"/>
         </w:pBdr>
         <w:shd w:val="clear" w:color="auto" w:fill="007A3D"/>
-        <w:spacing w:before="200" w:after="120"/>
+        <w:spacing w:before="120" w:after="72"/>
         <w:ind w:left="68" w:right="68"/>
       </w:pPr>
       <w:r>
@@ -632,7 +632,7 @@
     </w:p>
     <w:p>
       <w:pPr>
-        <w:spacing w:after="60"/>
+        <w:spacing w:after="36"/>
         <w:ind w:left="454" w:hanging="255"/>
       </w:pPr>
       <w:r>
@@ -658,7 +658,7 @@
     </w:p>
     <w:p>
       <w:pPr>
-        <w:spacing w:after="60"/>
+        <w:spacing w:after="36"/>
         <w:ind w:left="454" w:hanging="255"/>
       </w:pPr>
       <w:r>
@@ -684,7 +684,7 @@
     </w:p>
     <w:p>
       <w:pPr>
-        <w:spacing w:after="60"/>
+        <w:spacing w:after="36"/>
         <w:ind w:left="454" w:hanging="255"/>
       </w:pPr>
       <w:r>
@@ -718,7 +718,7 @@
           <w:right w:val="single" w:sz="4" w:space="6" w:color="CE1126"/>
         </w:pBdr>
         <w:shd w:val="clear" w:color="auto" w:fill="CE1126"/>
-        <w:spacing w:before="200" w:after="120"/>
+        <w:spacing w:before="120" w:after="72"/>
         <w:ind w:left="68" w:right="68"/>
       </w:pPr>
       <w:r>
@@ -1488,7 +1488,7 @@
           <w:right w:val="single" w:sz="4" w:space="6" w:color="E8A800"/>
         </w:pBdr>
         <w:shd w:val="clear" w:color="auto" w:fill="E8A800"/>
-        <w:spacing w:before="200" w:after="120"/>
+        <w:spacing w:before="120" w:after="72"/>
         <w:ind w:left="68" w:right="68"/>
       </w:pPr>
       <w:r>
@@ -1504,7 +1504,7 @@
     </w:p>
     <w:p>
       <w:pPr>
-        <w:spacing w:after="60"/>
+        <w:spacing w:after="36"/>
         <w:ind w:left="454" w:hanging="255"/>
       </w:pPr>
       <w:r>
@@ -1530,7 +1530,7 @@
     </w:p>
     <w:p>
       <w:pPr>
-        <w:spacing w:after="60"/>
+        <w:spacing w:after="36"/>
         <w:ind w:left="454" w:hanging="255"/>
       </w:pPr>
       <w:r>
@@ -1556,7 +1556,7 @@
     </w:p>
     <w:p>
       <w:pPr>
-        <w:spacing w:after="60"/>
+        <w:spacing w:after="36"/>
         <w:ind w:left="454" w:hanging="255"/>
       </w:pPr>
       <w:r>
@@ -1582,7 +1582,7 @@
     </w:p>
     <w:p>
       <w:pPr>
-        <w:spacing w:after="60"/>
+        <w:spacing w:after="36"/>
         <w:ind w:left="454" w:hanging="255"/>
       </w:pPr>
       <w:r>
@@ -1608,7 +1608,7 @@
     </w:p>
     <w:p>
       <w:pPr>
-        <w:spacing w:after="60"/>
+        <w:spacing w:after="36"/>
         <w:ind w:left="454" w:hanging="255"/>
       </w:pPr>
       <w:r>
@@ -1634,7 +1634,7 @@
     </w:p>
     <w:p>
       <w:pPr>
-        <w:spacing w:after="60"/>
+        <w:spacing w:after="36"/>
         <w:ind w:left="454" w:hanging="255"/>
       </w:pPr>
       <w:r>
@@ -1678,7 +1678,7 @@
           <w:right w:val="single" w:sz="4" w:space="6" w:color="007A3D"/>
         </w:pBdr>
         <w:shd w:val="clear" w:color="auto" w:fill="007A3D"/>
-        <w:spacing w:before="200" w:after="120"/>
+        <w:spacing w:before="120" w:after="72"/>
         <w:ind w:left="68" w:right="68"/>
       </w:pPr>
       <w:r>
@@ -1695,7 +1695,7 @@
     <w:p>
       <w:pPr>
         <w:keepNext/>
-        <w:spacing w:before="80" w:after="60"/>
+        <w:spacing w:before="48" w:after="36"/>
       </w:pPr>
       <w:r>
         <w:rPr>
@@ -2165,7 +2165,7 @@
     <w:p>
       <w:pPr>
         <w:keepNext/>
-        <w:spacing w:before="80" w:after="60"/>
+        <w:spacing w:before="48" w:after="36"/>
       </w:pPr>
       <w:r>
         <w:rPr>
@@ -2837,7 +2837,7 @@
     <w:p>
       <w:pPr>
         <w:keepNext/>
-        <w:spacing w:before="80" w:after="60"/>
+        <w:spacing w:before="48" w:after="36"/>
       </w:pPr>
       <w:r>
         <w:rPr>
@@ -3307,7 +3307,7 @@
     <w:p>
       <w:pPr>
         <w:keepNext/>
-        <w:spacing w:before="80" w:after="60"/>
+        <w:spacing w:before="48" w:after="36"/>
       </w:pPr>
       <w:r>
         <w:rPr>
@@ -3784,7 +3784,7 @@
           <w:right w:val="single" w:sz="4" w:space="6" w:color="CE1126"/>
         </w:pBdr>
         <w:shd w:val="clear" w:color="auto" w:fill="CE1126"/>
-        <w:spacing w:before="200" w:after="120"/>
+        <w:spacing w:before="120" w:after="72"/>
         <w:ind w:left="68" w:right="68"/>
       </w:pPr>
       <w:r>
@@ -3831,7 +3831,7 @@
           </w:tcPr>
           <w:p>
             <w:pPr>
-              <w:spacing w:after="60"/>
+              <w:spacing w:after="36"/>
             </w:pPr>
             <w:r>
               <w:rPr>
@@ -3874,7 +3874,7 @@
     </w:p>
     <w:p>
       <w:pPr>
-        <w:spacing w:before="0" w:after="120"/>
+        <w:spacing w:before="0" w:after="72"/>
       </w:pPr>
       <w:r>
         <w:rPr>
@@ -3897,7 +3897,7 @@
           <w:right w:val="single" w:sz="4" w:space="6" w:color="E8A800"/>
         </w:pBdr>
         <w:shd w:val="clear" w:color="auto" w:fill="E8A800"/>
-        <w:spacing w:before="200" w:after="120"/>
+        <w:spacing w:before="120" w:after="72"/>
         <w:ind w:left="68" w:right="68"/>
       </w:pPr>
       <w:r>
@@ -3915,7 +3915,7 @@
       <w:pPr>
         <w:keepNext w:val="0"/>
         <w:keepLines w:val="0"/>
-        <w:spacing w:after="60"/>
+        <w:spacing w:after="36"/>
         <w:ind w:left="454" w:hanging="255"/>
       </w:pPr>
       <w:r>
@@ -3943,7 +3943,7 @@
       <w:pPr>
         <w:keepNext w:val="0"/>
         <w:keepLines w:val="0"/>
-        <w:spacing w:after="60"/>
+        <w:spacing w:after="36"/>
         <w:ind w:left="454" w:hanging="255"/>
       </w:pPr>
       <w:r>
@@ -3971,7 +3971,7 @@
       <w:pPr>
         <w:keepNext w:val="0"/>
         <w:keepLines w:val="0"/>
-        <w:spacing w:after="60"/>
+        <w:spacing w:after="36"/>
         <w:ind w:left="454" w:hanging="255"/>
       </w:pPr>
       <w:r>

--- a/28_The_Jamaican_Maroons_Facilitator_Guide.docx
+++ b/28_The_Jamaican_Maroons_Facilitator_Guide.docx
@@ -464,7 +464,7 @@
                 <w:color w:val="1A1A1A"/>
                 <w:sz w:val="20"/>
               </w:rPr>
-              <w:t>Put it in order, true or false, fill the gaps, who's who match, group discussion, role play, opinion scale, confidence check.</w:t>
+              <w:t>Put it in order, true or false, who's who match, group discussion, opinion scale, confidence check.</w:t>
             </w:r>
           </w:p>
         </w:tc>
@@ -1052,7 +1052,7 @@
                 <w:color w:val="1A1A1A"/>
                 <w:sz w:val="20"/>
               </w:rPr>
-              <w:t>Read the seven sections with the tactics chain, treaty table, journey chain, timeline and key words.</w:t>
+              <w:t>Read the seven sections with the tactics chain, treaty table and key words.</w:t>
             </w:r>
           </w:p>
         </w:tc>
@@ -1089,7 +1089,7 @@
                 <w:color w:val="1A1A1A"/>
                 <w:sz w:val="20"/>
               </w:rPr>
-              <w:t>12</w:t>
+              <w:t>10</w:t>
             </w:r>
           </w:p>
         </w:tc>
@@ -1153,7 +1153,7 @@
                 <w:color w:val="1A1A1A"/>
                 <w:sz w:val="20"/>
               </w:rPr>
-              <w:t>Put it in order, true or false, gap fill, then 'Who's who?'.</w:t>
+              <w:t>Put it in order, true or false, then 'Who's who?'.</w:t>
             </w:r>
           </w:p>
         </w:tc>
@@ -1191,7 +1191,7 @@
                 <w:color w:val="1A1A1A"/>
                 <w:sz w:val="20"/>
               </w:rPr>
-              <w:t>8</w:t>
+              <w:t>15</w:t>
             </w:r>
           </w:p>
         </w:tc>
@@ -1258,107 +1258,6 @@
                 <w:sz w:val="20"/>
               </w:rPr>
               <w:t>Discussion questions and 'The Big Question': survival or betrayal?</w:t>
-            </w:r>
-          </w:p>
-        </w:tc>
-      </w:tr>
-      <w:tr>
-        <w:trPr>
-          <w:cantSplit/>
-        </w:trPr>
-        <w:tc>
-          <w:tcPr>
-            <w:tcW w:type="dxa" w:w="907"/>
-            <w:tcBorders>
-              <w:top w:val="single" w:sz="4" w:space="0" w:color="D9C58A"/>
-              <w:left w:val="single" w:sz="4" w:space="0" w:color="D9C58A"/>
-              <w:bottom w:val="single" w:sz="4" w:space="0" w:color="D9C58A"/>
-              <w:right w:val="single" w:sz="4" w:space="0" w:color="D9C58A"/>
-            </w:tcBorders>
-            <w:tcMar>
-              <w:top w:w="80" w:type="dxa"/>
-              <w:left w:w="140" w:type="dxa"/>
-              <w:bottom w:w="80" w:type="dxa"/>
-              <w:right w:w="140" w:type="dxa"/>
-            </w:tcMar>
-          </w:tcPr>
-          <w:p>
-            <w:pPr>
-              <w:spacing w:after="0"/>
-            </w:pPr>
-            <w:r>
-              <w:rPr>
-                <w:rFonts w:ascii="Aptos" w:hAnsi="Aptos"/>
-                <w:b w:val="0"/>
-                <w:i w:val="0"/>
-                <w:color w:val="1A1A1A"/>
-                <w:sz w:val="20"/>
-              </w:rPr>
-              <w:t>8</w:t>
-            </w:r>
-          </w:p>
-        </w:tc>
-        <w:tc>
-          <w:tcPr>
-            <w:tcW w:type="dxa" w:w="1814"/>
-            <w:tcBorders>
-              <w:top w:val="single" w:sz="4" w:space="0" w:color="D9C58A"/>
-              <w:left w:val="single" w:sz="4" w:space="0" w:color="D9C58A"/>
-              <w:bottom w:val="single" w:sz="4" w:space="0" w:color="D9C58A"/>
-              <w:right w:val="single" w:sz="4" w:space="0" w:color="D9C58A"/>
-            </w:tcBorders>
-            <w:tcMar>
-              <w:top w:w="80" w:type="dxa"/>
-              <w:left w:w="140" w:type="dxa"/>
-              <w:bottom w:w="80" w:type="dxa"/>
-              <w:right w:w="140" w:type="dxa"/>
-            </w:tcMar>
-          </w:tcPr>
-          <w:p>
-            <w:pPr>
-              <w:spacing w:after="0"/>
-            </w:pPr>
-            <w:r>
-              <w:rPr>
-                <w:rFonts w:ascii="Aptos" w:hAnsi="Aptos"/>
-                <w:b w:val="0"/>
-                <w:i w:val="0"/>
-                <w:color w:val="1A1A1A"/>
-                <w:sz w:val="20"/>
-              </w:rPr>
-              <w:t>Role Play</w:t>
-            </w:r>
-          </w:p>
-        </w:tc>
-        <w:tc>
-          <w:tcPr>
-            <w:tcW w:type="dxa" w:w="6520"/>
-            <w:tcBorders>
-              <w:top w:val="single" w:sz="4" w:space="0" w:color="D9C58A"/>
-              <w:left w:val="single" w:sz="4" w:space="0" w:color="D9C58A"/>
-              <w:bottom w:val="single" w:sz="4" w:space="0" w:color="D9C58A"/>
-              <w:right w:val="single" w:sz="4" w:space="0" w:color="D9C58A"/>
-            </w:tcBorders>
-            <w:tcMar>
-              <w:top w:w="80" w:type="dxa"/>
-              <w:left w:w="140" w:type="dxa"/>
-              <w:bottom w:w="80" w:type="dxa"/>
-              <w:right w:w="140" w:type="dxa"/>
-            </w:tcMar>
-          </w:tcPr>
-          <w:p>
-            <w:pPr>
-              <w:spacing w:after="0"/>
-            </w:pPr>
-            <w:r>
-              <w:rPr>
-                <w:rFonts w:ascii="Aptos" w:hAnsi="Aptos"/>
-                <w:b w:val="0"/>
-                <w:i w:val="0"/>
-                <w:color w:val="1A1A1A"/>
-                <w:sz w:val="20"/>
-              </w:rPr>
-              <w:t>Elder and young fighter at Cudjoe's council (1739). Take a class vote after.</w:t>
             </w:r>
           </w:p>
         </w:tc>
@@ -2819,476 +2718,6 @@
                 <w:sz w:val="20"/>
               </w:rPr>
               <w:t>Towns such as Accompong and Moore Town still exist.</w:t>
-            </w:r>
-          </w:p>
-        </w:tc>
-      </w:tr>
-    </w:tbl>
-    <w:p>
-      <w:pPr>
-        <w:spacing w:after="0" w:line="160" w:lineRule="exact"/>
-      </w:pPr>
-      <w:r>
-        <w:rPr>
-          <w:sz w:val="4"/>
-        </w:rPr>
-      </w:r>
-    </w:p>
-    <w:p>
-      <w:pPr>
-        <w:keepNext/>
-        <w:spacing w:before="48" w:after="36"/>
-      </w:pPr>
-      <w:r>
-        <w:rPr>
-          <w:rFonts w:ascii="Aptos Display" w:hAnsi="Aptos Display"/>
-          <w:b/>
-          <w:i w:val="0"/>
-          <w:color w:val="007A3D"/>
-          <w:sz w:val="24"/>
-        </w:rPr>
-        <w:t>Fill the gaps</w:t>
-      </w:r>
-    </w:p>
-    <w:tbl>
-      <w:tblPr>
-        <w:tblW w:type="auto" w:w="0"/>
-        <w:jc w:val="center"/>
-        <w:tblLayout w:type="fixed"/>
-        <w:tblLook w:firstColumn="1" w:firstRow="1" w:lastColumn="0" w:lastRow="0" w:noHBand="0" w:noVBand="1" w:val="04A0"/>
-      </w:tblPr>
-      <w:tblGrid>
-        <w:gridCol w:w="6974"/>
-        <w:gridCol w:w="2268"/>
-      </w:tblGrid>
-      <w:tr>
-        <w:trPr>
-          <w:cantSplit/>
-        </w:trPr>
-        <w:tc>
-          <w:tcPr>
-            <w:tcW w:type="dxa" w:w="6973"/>
-            <w:tcBorders>
-              <w:top w:val="single" w:sz="6" w:space="0" w:color="007A3D"/>
-              <w:left w:val="single" w:sz="6" w:space="0" w:color="007A3D"/>
-              <w:bottom w:val="single" w:sz="6" w:space="0" w:color="007A3D"/>
-              <w:right w:val="single" w:sz="6" w:space="0" w:color="007A3D"/>
-            </w:tcBorders>
-            <w:shd w:val="clear" w:color="auto" w:fill="007A3D"/>
-            <w:tcMar>
-              <w:top w:w="80" w:type="dxa"/>
-              <w:left w:w="140" w:type="dxa"/>
-              <w:bottom w:w="80" w:type="dxa"/>
-              <w:right w:w="140" w:type="dxa"/>
-            </w:tcMar>
-          </w:tcPr>
-          <w:p>
-            <w:pPr>
-              <w:keepNext/>
-              <w:spacing w:after="0"/>
-            </w:pPr>
-            <w:r>
-              <w:rPr>
-                <w:rFonts w:ascii="Aptos" w:hAnsi="Aptos"/>
-                <w:b/>
-                <w:i w:val="0"/>
-                <w:color w:val="FFFFFF"/>
-                <w:sz w:val="21"/>
-              </w:rPr>
-              <w:t>Sentence</w:t>
-            </w:r>
-          </w:p>
-        </w:tc>
-        <w:tc>
-          <w:tcPr>
-            <w:tcW w:type="dxa" w:w="2268"/>
-            <w:tcBorders>
-              <w:top w:val="single" w:sz="6" w:space="0" w:color="007A3D"/>
-              <w:left w:val="single" w:sz="6" w:space="0" w:color="007A3D"/>
-              <w:bottom w:val="single" w:sz="6" w:space="0" w:color="007A3D"/>
-              <w:right w:val="single" w:sz="6" w:space="0" w:color="007A3D"/>
-            </w:tcBorders>
-            <w:shd w:val="clear" w:color="auto" w:fill="007A3D"/>
-            <w:tcMar>
-              <w:top w:w="80" w:type="dxa"/>
-              <w:left w:w="140" w:type="dxa"/>
-              <w:bottom w:w="80" w:type="dxa"/>
-              <w:right w:w="140" w:type="dxa"/>
-            </w:tcMar>
-          </w:tcPr>
-          <w:p>
-            <w:pPr>
-              <w:keepNext/>
-              <w:spacing w:after="0"/>
-            </w:pPr>
-            <w:r>
-              <w:rPr>
-                <w:rFonts w:ascii="Aptos" w:hAnsi="Aptos"/>
-                <w:b/>
-                <w:i w:val="0"/>
-                <w:color w:val="FFFFFF"/>
-                <w:sz w:val="21"/>
-              </w:rPr>
-              <w:t>Answer</w:t>
-            </w:r>
-          </w:p>
-        </w:tc>
-      </w:tr>
-      <w:tr>
-        <w:trPr>
-          <w:cantSplit/>
-        </w:trPr>
-        <w:tc>
-          <w:tcPr>
-            <w:tcW w:type="dxa" w:w="6973"/>
-            <w:tcBorders>
-              <w:top w:val="single" w:sz="4" w:space="0" w:color="D9C58A"/>
-              <w:left w:val="single" w:sz="4" w:space="0" w:color="D9C58A"/>
-              <w:bottom w:val="single" w:sz="4" w:space="0" w:color="D9C58A"/>
-              <w:right w:val="single" w:sz="4" w:space="0" w:color="D9C58A"/>
-            </w:tcBorders>
-            <w:tcMar>
-              <w:top w:w="80" w:type="dxa"/>
-              <w:left w:w="140" w:type="dxa"/>
-              <w:bottom w:w="80" w:type="dxa"/>
-              <w:right w:w="140" w:type="dxa"/>
-            </w:tcMar>
-          </w:tcPr>
-          <w:p>
-            <w:pPr>
-              <w:keepNext/>
-              <w:spacing w:after="0"/>
-            </w:pPr>
-            <w:r>
-              <w:rPr>
-                <w:rFonts w:ascii="Aptos" w:hAnsi="Aptos"/>
-                <w:b w:val="0"/>
-                <w:i w:val="0"/>
-                <w:color w:val="1A1A1A"/>
-                <w:sz w:val="20"/>
-              </w:rPr>
-              <w:t>1. ______________ led the Windward Maroons and is a National Hero of Jamaica.</w:t>
-            </w:r>
-          </w:p>
-        </w:tc>
-        <w:tc>
-          <w:tcPr>
-            <w:tcW w:type="dxa" w:w="2268"/>
-            <w:tcBorders>
-              <w:top w:val="single" w:sz="4" w:space="0" w:color="D9C58A"/>
-              <w:left w:val="single" w:sz="4" w:space="0" w:color="D9C58A"/>
-              <w:bottom w:val="single" w:sz="4" w:space="0" w:color="D9C58A"/>
-              <w:right w:val="single" w:sz="4" w:space="0" w:color="D9C58A"/>
-            </w:tcBorders>
-            <w:tcMar>
-              <w:top w:w="80" w:type="dxa"/>
-              <w:left w:w="140" w:type="dxa"/>
-              <w:bottom w:w="80" w:type="dxa"/>
-              <w:right w:w="140" w:type="dxa"/>
-            </w:tcMar>
-          </w:tcPr>
-          <w:p>
-            <w:pPr>
-              <w:keepNext/>
-              <w:spacing w:after="0"/>
-            </w:pPr>
-            <w:r>
-              <w:rPr>
-                <w:rFonts w:ascii="Aptos" w:hAnsi="Aptos"/>
-                <w:b w:val="0"/>
-                <w:i w:val="0"/>
-                <w:color w:val="1A1A1A"/>
-                <w:sz w:val="20"/>
-              </w:rPr>
-              <w:t>Nanny</w:t>
-            </w:r>
-          </w:p>
-        </w:tc>
-      </w:tr>
-      <w:tr>
-        <w:trPr>
-          <w:cantSplit/>
-        </w:trPr>
-        <w:tc>
-          <w:tcPr>
-            <w:tcW w:type="dxa" w:w="6973"/>
-            <w:tcBorders>
-              <w:top w:val="single" w:sz="4" w:space="0" w:color="D9C58A"/>
-              <w:left w:val="single" w:sz="4" w:space="0" w:color="D9C58A"/>
-              <w:bottom w:val="single" w:sz="4" w:space="0" w:color="D9C58A"/>
-              <w:right w:val="single" w:sz="4" w:space="0" w:color="D9C58A"/>
-            </w:tcBorders>
-            <w:shd w:val="clear" w:color="auto" w:fill="FFF3CC"/>
-            <w:tcMar>
-              <w:top w:w="80" w:type="dxa"/>
-              <w:left w:w="140" w:type="dxa"/>
-              <w:bottom w:w="80" w:type="dxa"/>
-              <w:right w:w="140" w:type="dxa"/>
-            </w:tcMar>
-          </w:tcPr>
-          <w:p>
-            <w:pPr>
-              <w:keepNext/>
-              <w:spacing w:after="0"/>
-            </w:pPr>
-            <w:r>
-              <w:rPr>
-                <w:rFonts w:ascii="Aptos" w:hAnsi="Aptos"/>
-                <w:b w:val="0"/>
-                <w:i w:val="0"/>
-                <w:color w:val="1A1A1A"/>
-                <w:sz w:val="20"/>
-              </w:rPr>
-              <w:t>2. Maroons sent messages by blowing an ______________.</w:t>
-            </w:r>
-          </w:p>
-        </w:tc>
-        <w:tc>
-          <w:tcPr>
-            <w:tcW w:type="dxa" w:w="2268"/>
-            <w:tcBorders>
-              <w:top w:val="single" w:sz="4" w:space="0" w:color="D9C58A"/>
-              <w:left w:val="single" w:sz="4" w:space="0" w:color="D9C58A"/>
-              <w:bottom w:val="single" w:sz="4" w:space="0" w:color="D9C58A"/>
-              <w:right w:val="single" w:sz="4" w:space="0" w:color="D9C58A"/>
-            </w:tcBorders>
-            <w:shd w:val="clear" w:color="auto" w:fill="FFF3CC"/>
-            <w:tcMar>
-              <w:top w:w="80" w:type="dxa"/>
-              <w:left w:w="140" w:type="dxa"/>
-              <w:bottom w:w="80" w:type="dxa"/>
-              <w:right w:w="140" w:type="dxa"/>
-            </w:tcMar>
-          </w:tcPr>
-          <w:p>
-            <w:pPr>
-              <w:keepNext/>
-              <w:spacing w:after="0"/>
-            </w:pPr>
-            <w:r>
-              <w:rPr>
-                <w:rFonts w:ascii="Aptos" w:hAnsi="Aptos"/>
-                <w:b w:val="0"/>
-                <w:i w:val="0"/>
-                <w:color w:val="1A1A1A"/>
-                <w:sz w:val="20"/>
-              </w:rPr>
-              <w:t>abeng</w:t>
-            </w:r>
-          </w:p>
-        </w:tc>
-      </w:tr>
-      <w:tr>
-        <w:trPr>
-          <w:cantSplit/>
-        </w:trPr>
-        <w:tc>
-          <w:tcPr>
-            <w:tcW w:type="dxa" w:w="6973"/>
-            <w:tcBorders>
-              <w:top w:val="single" w:sz="4" w:space="0" w:color="D9C58A"/>
-              <w:left w:val="single" w:sz="4" w:space="0" w:color="D9C58A"/>
-              <w:bottom w:val="single" w:sz="4" w:space="0" w:color="D9C58A"/>
-              <w:right w:val="single" w:sz="4" w:space="0" w:color="D9C58A"/>
-            </w:tcBorders>
-            <w:tcMar>
-              <w:top w:w="80" w:type="dxa"/>
-              <w:left w:w="140" w:type="dxa"/>
-              <w:bottom w:w="80" w:type="dxa"/>
-              <w:right w:w="140" w:type="dxa"/>
-            </w:tcMar>
-          </w:tcPr>
-          <w:p>
-            <w:pPr>
-              <w:keepNext/>
-              <w:spacing w:after="0"/>
-            </w:pPr>
-            <w:r>
-              <w:rPr>
-                <w:rFonts w:ascii="Aptos" w:hAnsi="Aptos"/>
-                <w:b w:val="0"/>
-                <w:i w:val="0"/>
-                <w:color w:val="1A1A1A"/>
-                <w:sz w:val="20"/>
-              </w:rPr>
-              <w:t>3. ______________ signed the peace treaty for the Leeward Maroons in 1739.</w:t>
-            </w:r>
-          </w:p>
-        </w:tc>
-        <w:tc>
-          <w:tcPr>
-            <w:tcW w:type="dxa" w:w="2268"/>
-            <w:tcBorders>
-              <w:top w:val="single" w:sz="4" w:space="0" w:color="D9C58A"/>
-              <w:left w:val="single" w:sz="4" w:space="0" w:color="D9C58A"/>
-              <w:bottom w:val="single" w:sz="4" w:space="0" w:color="D9C58A"/>
-              <w:right w:val="single" w:sz="4" w:space="0" w:color="D9C58A"/>
-            </w:tcBorders>
-            <w:tcMar>
-              <w:top w:w="80" w:type="dxa"/>
-              <w:left w:w="140" w:type="dxa"/>
-              <w:bottom w:w="80" w:type="dxa"/>
-              <w:right w:w="140" w:type="dxa"/>
-            </w:tcMar>
-          </w:tcPr>
-          <w:p>
-            <w:pPr>
-              <w:keepNext/>
-              <w:spacing w:after="0"/>
-            </w:pPr>
-            <w:r>
-              <w:rPr>
-                <w:rFonts w:ascii="Aptos" w:hAnsi="Aptos"/>
-                <w:b w:val="0"/>
-                <w:i w:val="0"/>
-                <w:color w:val="1A1A1A"/>
-                <w:sz w:val="20"/>
-              </w:rPr>
-              <w:t>Cudjoe</w:t>
-            </w:r>
-          </w:p>
-        </w:tc>
-      </w:tr>
-      <w:tr>
-        <w:trPr>
-          <w:cantSplit/>
-        </w:trPr>
-        <w:tc>
-          <w:tcPr>
-            <w:tcW w:type="dxa" w:w="6973"/>
-            <w:tcBorders>
-              <w:top w:val="single" w:sz="4" w:space="0" w:color="D9C58A"/>
-              <w:left w:val="single" w:sz="4" w:space="0" w:color="D9C58A"/>
-              <w:bottom w:val="single" w:sz="4" w:space="0" w:color="D9C58A"/>
-              <w:right w:val="single" w:sz="4" w:space="0" w:color="D9C58A"/>
-            </w:tcBorders>
-            <w:shd w:val="clear" w:color="auto" w:fill="FFF3CC"/>
-            <w:tcMar>
-              <w:top w:w="80" w:type="dxa"/>
-              <w:left w:w="140" w:type="dxa"/>
-              <w:bottom w:w="80" w:type="dxa"/>
-              <w:right w:w="140" w:type="dxa"/>
-            </w:tcMar>
-          </w:tcPr>
-          <w:p>
-            <w:pPr>
-              <w:keepNext/>
-              <w:spacing w:after="0"/>
-            </w:pPr>
-            <w:r>
-              <w:rPr>
-                <w:rFonts w:ascii="Aptos" w:hAnsi="Aptos"/>
-                <w:b w:val="0"/>
-                <w:i w:val="0"/>
-                <w:color w:val="1A1A1A"/>
-                <w:sz w:val="20"/>
-              </w:rPr>
-              <w:t>4. Every 6 January, ______________ holds a festival to celebrate the treaty.</w:t>
-            </w:r>
-          </w:p>
-        </w:tc>
-        <w:tc>
-          <w:tcPr>
-            <w:tcW w:type="dxa" w:w="2268"/>
-            <w:tcBorders>
-              <w:top w:val="single" w:sz="4" w:space="0" w:color="D9C58A"/>
-              <w:left w:val="single" w:sz="4" w:space="0" w:color="D9C58A"/>
-              <w:bottom w:val="single" w:sz="4" w:space="0" w:color="D9C58A"/>
-              <w:right w:val="single" w:sz="4" w:space="0" w:color="D9C58A"/>
-            </w:tcBorders>
-            <w:shd w:val="clear" w:color="auto" w:fill="FFF3CC"/>
-            <w:tcMar>
-              <w:top w:w="80" w:type="dxa"/>
-              <w:left w:w="140" w:type="dxa"/>
-              <w:bottom w:w="80" w:type="dxa"/>
-              <w:right w:w="140" w:type="dxa"/>
-            </w:tcMar>
-          </w:tcPr>
-          <w:p>
-            <w:pPr>
-              <w:keepNext/>
-              <w:spacing w:after="0"/>
-            </w:pPr>
-            <w:r>
-              <w:rPr>
-                <w:rFonts w:ascii="Aptos" w:hAnsi="Aptos"/>
-                <w:b w:val="0"/>
-                <w:i w:val="0"/>
-                <w:color w:val="1A1A1A"/>
-                <w:sz w:val="20"/>
-              </w:rPr>
-              <w:t>Accompong</w:t>
-            </w:r>
-          </w:p>
-        </w:tc>
-      </w:tr>
-      <w:tr>
-        <w:trPr>
-          <w:cantSplit/>
-        </w:trPr>
-        <w:tc>
-          <w:tcPr>
-            <w:tcW w:type="dxa" w:w="6973"/>
-            <w:tcBorders>
-              <w:top w:val="single" w:sz="4" w:space="0" w:color="D9C58A"/>
-              <w:left w:val="single" w:sz="4" w:space="0" w:color="D9C58A"/>
-              <w:bottom w:val="single" w:sz="4" w:space="0" w:color="D9C58A"/>
-              <w:right w:val="single" w:sz="4" w:space="0" w:color="D9C58A"/>
-            </w:tcBorders>
-            <w:tcMar>
-              <w:top w:w="80" w:type="dxa"/>
-              <w:left w:w="140" w:type="dxa"/>
-              <w:bottom w:w="80" w:type="dxa"/>
-              <w:right w:w="140" w:type="dxa"/>
-            </w:tcMar>
-          </w:tcPr>
-          <w:p>
-            <w:pPr>
-              <w:keepNext/>
-              <w:spacing w:after="0"/>
-            </w:pPr>
-            <w:r>
-              <w:rPr>
-                <w:rFonts w:ascii="Aptos" w:hAnsi="Aptos"/>
-                <w:b w:val="0"/>
-                <w:i w:val="0"/>
-                <w:color w:val="1A1A1A"/>
-                <w:sz w:val="20"/>
-              </w:rPr>
-              <w:t>5. In 1800 the Trelawny Maroons were moved to ______________.</w:t>
-            </w:r>
-          </w:p>
-        </w:tc>
-        <w:tc>
-          <w:tcPr>
-            <w:tcW w:type="dxa" w:w="2268"/>
-            <w:tcBorders>
-              <w:top w:val="single" w:sz="4" w:space="0" w:color="D9C58A"/>
-              <w:left w:val="single" w:sz="4" w:space="0" w:color="D9C58A"/>
-              <w:bottom w:val="single" w:sz="4" w:space="0" w:color="D9C58A"/>
-              <w:right w:val="single" w:sz="4" w:space="0" w:color="D9C58A"/>
-            </w:tcBorders>
-            <w:tcMar>
-              <w:top w:w="80" w:type="dxa"/>
-              <w:left w:w="140" w:type="dxa"/>
-              <w:bottom w:w="80" w:type="dxa"/>
-              <w:right w:w="140" w:type="dxa"/>
-            </w:tcMar>
-          </w:tcPr>
-          <w:p>
-            <w:pPr>
-              <w:keepNext/>
-              <w:spacing w:after="0"/>
-            </w:pPr>
-            <w:r>
-              <w:rPr>
-                <w:rFonts w:ascii="Aptos" w:hAnsi="Aptos"/>
-                <w:b w:val="0"/>
-                <w:i w:val="0"/>
-                <w:color w:val="1A1A1A"/>
-                <w:sz w:val="20"/>
-              </w:rPr>
-              <w:t>Sierra Leone</w:t>
             </w:r>
           </w:p>
         </w:tc>
